--- a/Gumiho先行测试版使用说明.docx
+++ b/Gumiho先行测试版使用说明.docx
@@ -7,7 +7,7 @@
         <w:widowControl/>
         <w:jc w:val="left"/>
         <w:rPr>
-          <w:rFonts w:ascii="黑体" w:eastAsia="黑体" w:hAnsi="黑体" w:hint="eastAsia"/>
+          <w:rFonts w:ascii="黑体" w:eastAsia="黑体" w:hAnsi="黑体"/>
           <w:b/>
           <w:bCs/>
           <w:color w:val="EE0000"/>
@@ -23,96 +23,29 @@
         </w:rPr>
         <w:t>注意：</w:t>
       </w:r>
-      <w:r>
-        <w:rPr>
-          <w:rFonts w:ascii="黑体" w:eastAsia="黑体" w:hAnsi="黑体"/>
+    </w:p>
+    <w:p>
+      <w:pPr>
+        <w:widowControl/>
+        <w:jc w:val="left"/>
+        <w:rPr>
+          <w:rFonts w:ascii="黑体" w:eastAsia="黑体" w:hAnsi="黑体"/>
+          <w:b/>
+          <w:bCs/>
+          <w:color w:val="EE0000"/>
           <w:sz w:val="40"/>
           <w:szCs w:val="40"/>
         </w:rPr>
-        <w:br/>
-      </w:r>
-      <w:r>
-        <w:rPr>
-          <w:rFonts w:ascii="黑体" w:eastAsia="黑体" w:hAnsi="黑体" w:hint="eastAsia"/>
+      </w:pPr>
+      <w:r>
+        <w:rPr>
+          <w:rFonts w:ascii="黑体" w:eastAsia="黑体" w:hAnsi="黑体" w:hint="eastAsia"/>
+          <w:b/>
+          <w:bCs/>
+          <w:color w:val="EE0000"/>
           <w:sz w:val="40"/>
           <w:szCs w:val="40"/>
         </w:rPr>
-        <w:t>为了测试用户使用方便，明文内置了个人</w:t>
-      </w:r>
-      <w:proofErr w:type="spellStart"/>
-      <w:r>
-        <w:rPr>
-          <w:rFonts w:ascii="黑体" w:eastAsia="黑体" w:hAnsi="黑体" w:hint="eastAsia"/>
-          <w:sz w:val="40"/>
-          <w:szCs w:val="40"/>
-        </w:rPr>
-        <w:t>api</w:t>
-      </w:r>
-      <w:proofErr w:type="spellEnd"/>
-      <w:r>
-        <w:rPr>
-          <w:rFonts w:ascii="黑体" w:eastAsia="黑体" w:hAnsi="黑体" w:hint="eastAsia"/>
-          <w:sz w:val="40"/>
-          <w:szCs w:val="40"/>
-        </w:rPr>
-        <w:t>和秘钥，</w:t>
-      </w:r>
-      <w:r>
-        <w:rPr>
-          <w:rFonts w:ascii="黑体" w:eastAsia="黑体" w:hAnsi="黑体" w:hint="eastAsia"/>
-          <w:b/>
-          <w:bCs/>
-          <w:color w:val="EE0000"/>
-          <w:sz w:val="40"/>
-          <w:szCs w:val="40"/>
-        </w:rPr>
-        <w:t>所以请不要以任何方式分发</w:t>
-      </w:r>
-      <w:r>
-        <w:rPr>
-          <w:rFonts w:ascii="黑体" w:eastAsia="黑体" w:hAnsi="黑体" w:hint="eastAsia"/>
-          <w:b/>
-          <w:bCs/>
-          <w:color w:val="EE0000"/>
-          <w:sz w:val="40"/>
-          <w:szCs w:val="40"/>
-        </w:rPr>
-        <w:t>，上传，转载</w:t>
-      </w:r>
-      <w:r>
-        <w:rPr>
-          <w:rFonts w:ascii="黑体" w:eastAsia="黑体" w:hAnsi="黑体" w:hint="eastAsia"/>
-          <w:b/>
-          <w:bCs/>
-          <w:color w:val="EE0000"/>
-          <w:sz w:val="40"/>
-          <w:szCs w:val="40"/>
-        </w:rPr>
-        <w:t>测试版</w:t>
-      </w:r>
-    </w:p>
-    <w:p>
-      <w:pPr>
-        <w:widowControl/>
-        <w:jc w:val="left"/>
-        <w:rPr>
-          <w:rFonts w:ascii="黑体" w:eastAsia="黑体" w:hAnsi="黑体" w:hint="eastAsia"/>
-          <w:b/>
-          <w:bCs/>
-          <w:color w:val="EE0000"/>
-          <w:sz w:val="40"/>
-          <w:szCs w:val="40"/>
-        </w:rPr>
-      </w:pPr>
-      <w:r>
-        <w:rPr>
-          <w:rFonts w:ascii="黑体" w:eastAsia="黑体" w:hAnsi="黑体" w:hint="eastAsia"/>
-          <w:b/>
-          <w:bCs/>
-          <w:color w:val="EE0000"/>
-          <w:sz w:val="40"/>
-          <w:szCs w:val="40"/>
-        </w:rPr>
         <w:t>该项目目前还处于开发阶段，仅实现了部分功能，不保证任何效果，并将持续改进</w:t>
       </w:r>
     </w:p>
@@ -133,23 +66,13 @@
           <w:szCs w:val="24"/>
         </w:rPr>
       </w:pPr>
-      <w:proofErr w:type="spellStart"/>
-      <w:r>
-        <w:rPr>
-          <w:rFonts w:ascii="黑体" w:eastAsia="黑体" w:hAnsi="黑体" w:hint="eastAsia"/>
-          <w:sz w:val="24"/>
-          <w:szCs w:val="24"/>
-        </w:rPr>
-        <w:t>Gumiho</w:t>
-      </w:r>
-      <w:proofErr w:type="spellEnd"/>
-      <w:r>
-        <w:rPr>
-          <w:rFonts w:ascii="黑体" w:eastAsia="黑体" w:hAnsi="黑体" w:hint="eastAsia"/>
-          <w:sz w:val="24"/>
-          <w:szCs w:val="24"/>
-        </w:rPr>
-        <w:t>-System是一个Ai辅助的，致力于高质量低成本的，文学性的长文本的翻译系统。</w:t>
+      <w:r>
+        <w:rPr>
+          <w:rFonts w:ascii="黑体" w:eastAsia="黑体" w:hAnsi="黑体" w:hint="eastAsia"/>
+          <w:sz w:val="24"/>
+          <w:szCs w:val="24"/>
+        </w:rPr>
+        <w:t>Gumiho-System是一个Ai辅助的，致力于高质量低成本的，文学性的长文本的翻译系统。</w:t>
       </w:r>
     </w:p>
     <w:p>
@@ -194,25 +117,7 @@
           <w:sz w:val="24"/>
           <w:szCs w:val="24"/>
         </w:rPr>
-        <w:t xml:space="preserve"> 轻</w:t>
-      </w:r>
-      <w:proofErr w:type="gramStart"/>
-      <w:r>
-        <w:rPr>
-          <w:rFonts w:ascii="黑体" w:eastAsia="黑体" w:hAnsi="黑体" w:hint="eastAsia"/>
-          <w:sz w:val="24"/>
-          <w:szCs w:val="24"/>
-        </w:rPr>
-        <w:t>小说机翻</w:t>
-      </w:r>
-      <w:proofErr w:type="gramEnd"/>
-      <w:r>
-        <w:rPr>
-          <w:rFonts w:ascii="黑体" w:eastAsia="黑体" w:hAnsi="黑体" w:hint="eastAsia"/>
-          <w:sz w:val="24"/>
-          <w:szCs w:val="24"/>
-        </w:rPr>
-        <w:t>机器人网站的轻小说。</w:t>
+        <w:t xml:space="preserve"> 轻小说机翻机器人网站的轻小说。</w:t>
       </w:r>
     </w:p>
     <w:p>
@@ -279,6 +184,7 @@
       <w:r>
         <w:rPr>
           <w:rFonts w:ascii="黑体" w:eastAsia="黑体" w:hAnsi="黑体"/>
+          <w:noProof/>
           <w:sz w:val="24"/>
           <w:szCs w:val="24"/>
         </w:rPr>
@@ -356,6 +262,7 @@
       <w:r>
         <w:rPr>
           <w:rFonts w:ascii="黑体" w:eastAsia="黑体" w:hAnsi="黑体"/>
+          <w:noProof/>
           <w:sz w:val="24"/>
           <w:szCs w:val="24"/>
         </w:rPr>
@@ -409,7 +316,6 @@
           <w:sz w:val="24"/>
           <w:szCs w:val="24"/>
         </w:rPr>
-        <w:lastRenderedPageBreak/>
         <w:t>你</w:t>
       </w:r>
       <w:r>
@@ -427,35 +333,16 @@
           <w:sz w:val="24"/>
           <w:szCs w:val="24"/>
         </w:rPr>
-        <w:t>，其翻译设置相互</w:t>
-      </w:r>
-      <w:proofErr w:type="gramStart"/>
-      <w:r>
-        <w:rPr>
-          <w:rFonts w:ascii="黑体" w:eastAsia="黑体" w:hAnsi="黑体" w:hint="eastAsia"/>
-          <w:sz w:val="24"/>
-          <w:szCs w:val="24"/>
-        </w:rPr>
-        <w:t>独立</w:t>
-      </w:r>
-      <w:r>
-        <w:rPr>
-          <w:rFonts w:ascii="黑体" w:eastAsia="黑体" w:hAnsi="黑体" w:hint="eastAsia"/>
-          <w:color w:val="EE0000"/>
-          <w:sz w:val="24"/>
-          <w:szCs w:val="24"/>
-        </w:rPr>
-        <w:t>(</w:t>
-      </w:r>
-      <w:proofErr w:type="gramEnd"/>
-      <w:r>
-        <w:rPr>
-          <w:rFonts w:ascii="黑体" w:eastAsia="黑体" w:hAnsi="黑体" w:hint="eastAsia"/>
-          <w:color w:val="EE0000"/>
-          <w:sz w:val="24"/>
-          <w:szCs w:val="24"/>
-        </w:rPr>
-        <w:t>暂时不推荐修改设置</w:t>
+        <w:t>，其翻译设置相互独立</w:t>
+      </w:r>
+      <w:r>
+        <w:rPr>
+          <w:rFonts w:ascii="黑体" w:eastAsia="黑体" w:hAnsi="黑体" w:hint="eastAsia"/>
+          <w:color w:val="EE0000"/>
+          <w:sz w:val="24"/>
+          <w:szCs w:val="24"/>
+        </w:rPr>
+        <w:t>(暂时不推荐修改设置</w:t>
       </w:r>
       <w:r>
         <w:rPr>
@@ -589,6 +476,7 @@
       <w:r>
         <w:rPr>
           <w:rFonts w:ascii="黑体" w:eastAsia="黑体" w:hAnsi="黑体"/>
+          <w:noProof/>
           <w:sz w:val="24"/>
           <w:szCs w:val="24"/>
         </w:rPr>
@@ -680,6 +568,7 @@
       <w:r>
         <w:rPr>
           <w:rFonts w:ascii="黑体" w:eastAsia="黑体" w:hAnsi="黑体"/>
+          <w:noProof/>
           <w:sz w:val="24"/>
           <w:szCs w:val="24"/>
         </w:rPr>
@@ -725,7 +614,7 @@
         <w:widowControl/>
         <w:jc w:val="left"/>
         <w:rPr>
-          <w:rFonts w:ascii="黑体" w:eastAsia="黑体" w:hAnsi="黑体" w:hint="eastAsia"/>
+          <w:rFonts w:ascii="黑体" w:eastAsia="黑体" w:hAnsi="黑体"/>
           <w:sz w:val="24"/>
           <w:szCs w:val="24"/>
         </w:rPr>
@@ -786,6 +675,7 @@
       <w:r>
         <w:rPr>
           <w:rFonts w:ascii="黑体" w:eastAsia="黑体" w:hAnsi="黑体"/>
+          <w:noProof/>
           <w:sz w:val="24"/>
           <w:szCs w:val="24"/>
         </w:rPr>
@@ -838,7 +728,7 @@
     <w:p>
       <w:pPr>
         <w:rPr>
-          <w:rFonts w:ascii="黑体" w:eastAsia="黑体" w:hAnsi="黑体" w:hint="eastAsia"/>
+          <w:rFonts w:ascii="黑体" w:eastAsia="黑体" w:hAnsi="黑体"/>
           <w:sz w:val="24"/>
           <w:szCs w:val="24"/>
         </w:rPr>
@@ -881,6 +771,7 @@
       <w:r>
         <w:rPr>
           <w:rFonts w:ascii="黑体" w:eastAsia="黑体" w:hAnsi="黑体"/>
+          <w:noProof/>
           <w:sz w:val="24"/>
           <w:szCs w:val="24"/>
         </w:rPr>
@@ -923,6 +814,15 @@
     </w:p>
     <w:p>
       <w:pPr>
+        <w:rPr>
+          <w:rFonts w:ascii="黑体" w:eastAsia="黑体" w:hAnsi="黑体" w:hint="eastAsia"/>
+          <w:sz w:val="24"/>
+          <w:szCs w:val="24"/>
+        </w:rPr>
+      </w:pPr>
+    </w:p>
+    <w:p>
+      <w:pPr>
         <w:widowControl/>
         <w:jc w:val="left"/>
         <w:rPr>
@@ -955,7 +855,141 @@
     <w:p>
       <w:pPr>
         <w:rPr>
-          <w:rFonts w:ascii="黑体" w:eastAsia="黑体" w:hAnsi="黑体" w:hint="eastAsia"/>
+          <w:rFonts w:ascii="黑体" w:eastAsia="黑体" w:hAnsi="黑体"/>
+          <w:color w:val="EE0000"/>
+          <w:sz w:val="24"/>
+          <w:szCs w:val="24"/>
+        </w:rPr>
+      </w:pPr>
+      <w:r>
+        <w:rPr>
+          <w:rFonts w:ascii="黑体" w:eastAsia="黑体" w:hAnsi="黑体" w:hint="eastAsia"/>
+          <w:sz w:val="24"/>
+          <w:szCs w:val="24"/>
+        </w:rPr>
+        <w:t>点击进入</w:t>
+      </w:r>
+      <w:r>
+        <w:rPr>
+          <w:rFonts w:ascii="黑体" w:eastAsia="黑体" w:hAnsi="黑体" w:hint="eastAsia"/>
+          <w:color w:val="EE0000"/>
+          <w:sz w:val="24"/>
+          <w:szCs w:val="24"/>
+        </w:rPr>
+        <w:t>翻译设置</w:t>
+      </w:r>
+    </w:p>
+    <w:p>
+      <w:pPr>
+        <w:rPr>
+          <w:rFonts w:ascii="黑体" w:eastAsia="黑体" w:hAnsi="黑体"/>
+          <w:color w:val="EE0000"/>
+          <w:sz w:val="24"/>
+          <w:szCs w:val="24"/>
+        </w:rPr>
+      </w:pPr>
+      <w:r>
+        <w:rPr>
+          <w:rFonts w:ascii="黑体" w:eastAsia="黑体" w:hAnsi="黑体" w:hint="eastAsia"/>
+          <w:color w:val="EE0000"/>
+          <w:sz w:val="24"/>
+          <w:szCs w:val="24"/>
+        </w:rPr>
+        <w:t>填写api地址(默认Deepseek官网源)，</w:t>
+      </w:r>
+      <w:r>
+        <w:rPr>
+          <w:rFonts w:ascii="黑体" w:eastAsia="黑体" w:hAnsi="黑体" w:hint="eastAsia"/>
+          <w:color w:val="EE0000"/>
+          <w:sz w:val="24"/>
+          <w:szCs w:val="24"/>
+        </w:rPr>
+        <w:t>API密钥</w:t>
+      </w:r>
+      <w:r>
+        <w:rPr>
+          <w:rFonts w:ascii="黑体" w:eastAsia="黑体" w:hAnsi="黑体" w:hint="eastAsia"/>
+          <w:color w:val="EE0000"/>
+          <w:sz w:val="24"/>
+          <w:szCs w:val="24"/>
+        </w:rPr>
+        <w:t>（结尾有获取教程）</w:t>
+      </w:r>
+    </w:p>
+    <w:p>
+      <w:pPr>
+        <w:rPr>
+          <w:rFonts w:ascii="黑体" w:eastAsia="黑体" w:hAnsi="黑体" w:hint="eastAsia"/>
+          <w:color w:val="EE0000"/>
+          <w:sz w:val="24"/>
+          <w:szCs w:val="24"/>
+        </w:rPr>
+      </w:pPr>
+      <w:r>
+        <w:rPr>
+          <w:rFonts w:ascii="黑体" w:eastAsia="黑体" w:hAnsi="黑体"/>
+          <w:color w:val="EE0000"/>
+          <w:sz w:val="24"/>
+          <w:szCs w:val="24"/>
+        </w:rPr>
+        <w:drawing>
+          <wp:inline distT="0" distB="0" distL="0" distR="0" wp14:anchorId="38062034" wp14:editId="4F42B93E">
+            <wp:extent cx="5274310" cy="2965450"/>
+            <wp:effectExtent l="0" t="0" r="2540" b="6350"/>
+            <wp:docPr id="160375868" name="图片 1" descr="图形用户界面, 文本, 应用程序, 电子邮件&#10;&#10;AI 生成的内容可能不正确。"/>
+            <wp:cNvGraphicFramePr>
+              <a:graphicFrameLocks xmlns:a="http://schemas.openxmlformats.org/drawingml/2006/main" noChangeAspect="1"/>
+            </wp:cNvGraphicFramePr>
+            <a:graphic xmlns:a="http://schemas.openxmlformats.org/drawingml/2006/main">
+              <a:graphicData uri="http://schemas.openxmlformats.org/drawingml/2006/picture">
+                <pic:pic xmlns:pic="http://schemas.openxmlformats.org/drawingml/2006/picture">
+                  <pic:nvPicPr>
+                    <pic:cNvPr id="160375868" name="图片 1" descr="图形用户界面, 文本, 应用程序, 电子邮件&#10;&#10;AI 生成的内容可能不正确。"/>
+                    <pic:cNvPicPr/>
+                  </pic:nvPicPr>
+                  <pic:blipFill>
+                    <a:blip r:embed="rId14"/>
+                    <a:stretch>
+                      <a:fillRect/>
+                    </a:stretch>
+                  </pic:blipFill>
+                  <pic:spPr>
+                    <a:xfrm>
+                      <a:off x="0" y="0"/>
+                      <a:ext cx="5274310" cy="2965450"/>
+                    </a:xfrm>
+                    <a:prstGeom prst="rect">
+                      <a:avLst/>
+                    </a:prstGeom>
+                  </pic:spPr>
+                </pic:pic>
+              </a:graphicData>
+            </a:graphic>
+          </wp:inline>
+        </w:drawing>
+      </w:r>
+    </w:p>
+    <w:p>
+      <w:pPr>
+        <w:rPr>
+          <w:rFonts w:ascii="黑体" w:eastAsia="黑体" w:hAnsi="黑体" w:hint="eastAsia"/>
+          <w:color w:val="EE0000"/>
+          <w:sz w:val="24"/>
+          <w:szCs w:val="24"/>
+        </w:rPr>
+      </w:pPr>
+    </w:p>
+    <w:p>
+      <w:pPr>
+        <w:rPr>
+          <w:rFonts w:hint="eastAsia"/>
+        </w:rPr>
+      </w:pPr>
+    </w:p>
+    <w:p>
+      <w:pPr>
+        <w:rPr>
+          <w:rFonts w:ascii="黑体" w:eastAsia="黑体" w:hAnsi="黑体"/>
           <w:sz w:val="24"/>
           <w:szCs w:val="24"/>
         </w:rPr>
@@ -989,6 +1023,7 @@
       <w:r>
         <w:rPr>
           <w:rFonts w:ascii="黑体" w:eastAsia="黑体" w:hAnsi="黑体"/>
+          <w:noProof/>
           <w:sz w:val="24"/>
           <w:szCs w:val="24"/>
         </w:rPr>
@@ -1008,7 +1043,7 @@
                     <pic:cNvPicPr/>
                   </pic:nvPicPr>
                   <pic:blipFill>
-                    <a:blip r:embed="rId14"/>
+                    <a:blip r:embed="rId15"/>
                     <a:stretch>
                       <a:fillRect/>
                     </a:stretch>
@@ -1106,14 +1141,23 @@
           <w:sz w:val="24"/>
           <w:szCs w:val="24"/>
         </w:rPr>
-        <w:t>提供了你校对翻译，专有名词和人物知识库的功能，并会在非自动模式下，提交并允许你检查这些内容，以方式ai错误理解的知识进入数据库，影响后续整本小说的翻译。在自动模式下，不会要求你检查</w:t>
+        <w:t>提供了你校对翻译，专有名词和人物知识库的功能，并会在非自动模</w:t>
+      </w:r>
+      <w:r>
+        <w:rPr>
+          <w:rFonts w:ascii="黑体" w:eastAsia="黑体" w:hAnsi="黑体" w:hint="eastAsia"/>
+          <w:sz w:val="24"/>
+          <w:szCs w:val="24"/>
+        </w:rPr>
+        <w:lastRenderedPageBreak/>
+        <w:t>式下，提交并允许你检查这些内容，以方式ai错误理解的知识进入数据库，影响后续整本小说的翻译。在自动模式下，不会要求你检查</w:t>
       </w:r>
     </w:p>
     <w:p>
       <w:pPr>
         <w:ind w:left="420"/>
         <w:rPr>
-          <w:rFonts w:ascii="黑体" w:eastAsia="黑体" w:hAnsi="黑体" w:hint="eastAsia"/>
+          <w:rFonts w:ascii="黑体" w:eastAsia="黑体" w:hAnsi="黑体"/>
           <w:sz w:val="24"/>
           <w:szCs w:val="24"/>
         </w:rPr>
@@ -1198,7 +1242,7 @@
     <w:p>
       <w:pPr>
         <w:rPr>
-          <w:rFonts w:ascii="黑体" w:eastAsia="黑体" w:hAnsi="黑体" w:hint="eastAsia"/>
+          <w:rFonts w:ascii="黑体" w:eastAsia="黑体" w:hAnsi="黑体"/>
           <w:b/>
           <w:bCs/>
           <w:color w:val="EE0000"/>
@@ -1251,10 +1295,10 @@
       <w:r>
         <w:rPr>
           <w:rFonts w:ascii="黑体" w:eastAsia="黑体" w:hAnsi="黑体"/>
-          <w:sz w:val="24"/>
-          <w:szCs w:val="24"/>
-        </w:rPr>
-        <w:lastRenderedPageBreak/>
+          <w:noProof/>
+          <w:sz w:val="24"/>
+          <w:szCs w:val="24"/>
+        </w:rPr>
         <w:drawing>
           <wp:inline distT="0" distB="0" distL="0" distR="0" wp14:anchorId="5915229C" wp14:editId="0D0A4852">
             <wp:extent cx="5274310" cy="2961640"/>
@@ -1271,7 +1315,7 @@
                     <pic:cNvPicPr/>
                   </pic:nvPicPr>
                   <pic:blipFill>
-                    <a:blip r:embed="rId15"/>
+                    <a:blip r:embed="rId16"/>
                     <a:stretch>
                       <a:fillRect/>
                     </a:stretch>
@@ -1336,6 +1380,7 @@
       <w:r>
         <w:rPr>
           <w:rFonts w:ascii="黑体" w:eastAsia="黑体" w:hAnsi="黑体"/>
+          <w:noProof/>
           <w:sz w:val="24"/>
           <w:szCs w:val="24"/>
         </w:rPr>
@@ -1355,7 +1400,7 @@
                     <pic:cNvPicPr/>
                   </pic:nvPicPr>
                   <pic:blipFill>
-                    <a:blip r:embed="rId16"/>
+                    <a:blip r:embed="rId17"/>
                     <a:stretch>
                       <a:fillRect/>
                     </a:stretch>
@@ -1442,6 +1487,7 @@
           <w:rFonts w:ascii="黑体" w:eastAsia="黑体" w:hAnsi="黑体"/>
           <w:b/>
           <w:bCs/>
+          <w:noProof/>
           <w:color w:val="EE0000"/>
           <w:sz w:val="24"/>
           <w:szCs w:val="24"/>
@@ -1463,7 +1509,7 @@
                     <pic:cNvPicPr/>
                   </pic:nvPicPr>
                   <pic:blipFill>
-                    <a:blip r:embed="rId17"/>
+                    <a:blip r:embed="rId18"/>
                     <a:stretch>
                       <a:fillRect/>
                     </a:stretch>
@@ -1522,6 +1568,7 @@
           <w:rFonts w:ascii="黑体" w:eastAsia="黑体" w:hAnsi="黑体"/>
           <w:b/>
           <w:bCs/>
+          <w:noProof/>
           <w:color w:val="EE0000"/>
           <w:sz w:val="24"/>
           <w:szCs w:val="24"/>
@@ -1542,7 +1589,7 @@
                     <pic:cNvPicPr/>
                   </pic:nvPicPr>
                   <pic:blipFill>
-                    <a:blip r:embed="rId18"/>
+                    <a:blip r:embed="rId19"/>
                     <a:stretch>
                       <a:fillRect/>
                     </a:stretch>
@@ -1589,6 +1636,7 @@
           <w:rFonts w:ascii="黑体" w:eastAsia="黑体" w:hAnsi="黑体"/>
           <w:b/>
           <w:bCs/>
+          <w:noProof/>
           <w:color w:val="EE0000"/>
           <w:sz w:val="24"/>
           <w:szCs w:val="24"/>
@@ -1610,7 +1658,7 @@
                     <pic:cNvPicPr/>
                   </pic:nvPicPr>
                   <pic:blipFill>
-                    <a:blip r:embed="rId19"/>
+                    <a:blip r:embed="rId20"/>
                     <a:stretch>
                       <a:fillRect/>
                     </a:stretch>
@@ -1721,6 +1769,7 @@
           <w:rFonts w:ascii="黑体" w:eastAsia="黑体" w:hAnsi="黑体"/>
           <w:b/>
           <w:bCs/>
+          <w:noProof/>
           <w:color w:val="EE0000"/>
           <w:sz w:val="24"/>
           <w:szCs w:val="24"/>
@@ -1741,7 +1790,7 @@
                     <pic:cNvPicPr/>
                   </pic:nvPicPr>
                   <pic:blipFill>
-                    <a:blip r:embed="rId20"/>
+                    <a:blip r:embed="rId21"/>
                     <a:stretch>
                       <a:fillRect/>
                     </a:stretch>
@@ -1815,6 +1864,7 @@
           <w:rFonts w:ascii="黑体" w:eastAsia="黑体" w:hAnsi="黑体"/>
           <w:b/>
           <w:bCs/>
+          <w:noProof/>
           <w:color w:val="EE0000"/>
           <w:sz w:val="24"/>
           <w:szCs w:val="24"/>
@@ -1835,7 +1885,7 @@
                     <pic:cNvPicPr/>
                   </pic:nvPicPr>
                   <pic:blipFill>
-                    <a:blip r:embed="rId21"/>
+                    <a:blip r:embed="rId22"/>
                     <a:stretch>
                       <a:fillRect/>
                     </a:stretch>
@@ -1921,7 +1971,6 @@
         <w:jc w:val="left"/>
         <w:rPr>
           <w:rStyle w:val="20"/>
-          <w:rFonts w:hint="eastAsia"/>
         </w:rPr>
       </w:pPr>
       <w:r>
@@ -1960,6 +2009,7 @@
           <w:rFonts w:ascii="黑体" w:eastAsia="黑体" w:hAnsi="黑体"/>
           <w:b/>
           <w:bCs/>
+          <w:noProof/>
           <w:color w:val="EE0000"/>
           <w:sz w:val="24"/>
           <w:szCs w:val="24"/>
@@ -1980,7 +2030,7 @@
                     <pic:cNvPicPr/>
                   </pic:nvPicPr>
                   <pic:blipFill>
-                    <a:blip r:embed="rId22"/>
+                    <a:blip r:embed="rId23"/>
                     <a:stretch>
                       <a:fillRect/>
                     </a:stretch>
@@ -2006,7 +2056,7 @@
         <w:widowControl/>
         <w:jc w:val="left"/>
         <w:rPr>
-          <w:rFonts w:ascii="黑体" w:eastAsia="黑体" w:hAnsi="黑体" w:hint="eastAsia"/>
+          <w:rFonts w:ascii="黑体" w:eastAsia="黑体" w:hAnsi="黑体"/>
           <w:color w:val="EE0000"/>
           <w:sz w:val="24"/>
           <w:szCs w:val="24"/>
@@ -2036,6 +2086,7 @@
           <w:rFonts w:ascii="黑体" w:eastAsia="黑体" w:hAnsi="黑体"/>
           <w:b/>
           <w:bCs/>
+          <w:noProof/>
           <w:color w:val="EE0000"/>
           <w:sz w:val="24"/>
           <w:szCs w:val="24"/>
@@ -2056,7 +2107,7 @@
                     <pic:cNvPicPr/>
                   </pic:nvPicPr>
                   <pic:blipFill>
-                    <a:blip r:embed="rId23"/>
+                    <a:blip r:embed="rId24"/>
                     <a:stretch>
                       <a:fillRect/>
                     </a:stretch>
@@ -2133,6 +2184,7 @@
       <w:r>
         <w:rPr>
           <w:rFonts w:ascii="黑体" w:eastAsia="黑体" w:hAnsi="黑体"/>
+          <w:noProof/>
           <w:sz w:val="24"/>
           <w:szCs w:val="24"/>
         </w:rPr>
@@ -2152,7 +2204,7 @@
                     <pic:cNvPicPr/>
                   </pic:nvPicPr>
                   <pic:blipFill>
-                    <a:blip r:embed="rId24"/>
+                    <a:blip r:embed="rId25"/>
                     <a:stretch>
                       <a:fillRect/>
                     </a:stretch>
@@ -2175,21 +2227,553 @@
     </w:p>
     <w:p>
       <w:pPr>
+        <w:pStyle w:val="2"/>
+      </w:pPr>
+      <w:r>
+        <w:rPr>
+          <w:rFonts w:hint="eastAsia"/>
+        </w:rPr>
+        <w:lastRenderedPageBreak/>
+        <w:t>获取API和密钥</w:t>
+      </w:r>
+    </w:p>
+    <w:p>
+      <w:pPr>
         <w:widowControl/>
         <w:jc w:val="left"/>
         <w:rPr>
-          <w:rFonts w:ascii="黑体" w:eastAsia="黑体" w:hAnsi="黑体" w:hint="eastAsia"/>
-          <w:sz w:val="24"/>
-          <w:szCs w:val="24"/>
-        </w:rPr>
-      </w:pPr>
-      <w:r>
-        <w:rPr>
-          <w:rFonts w:ascii="黑体" w:eastAsia="黑体" w:hAnsi="黑体" w:hint="eastAsia"/>
+          <w:rFonts w:ascii="黑体" w:eastAsia="黑体" w:hAnsi="黑体"/>
+          <w:sz w:val="24"/>
+          <w:szCs w:val="24"/>
+        </w:rPr>
+      </w:pPr>
+      <w:r>
+        <w:rPr>
+          <w:rFonts w:ascii="黑体" w:eastAsia="黑体" w:hAnsi="黑体" w:hint="eastAsia"/>
+          <w:sz w:val="24"/>
+          <w:szCs w:val="24"/>
+        </w:rPr>
+        <w:t>API和密钥是调取云端大模型的“地址”和“密码”</w:t>
+      </w:r>
+    </w:p>
+    <w:p>
+      <w:pPr>
+        <w:widowControl/>
+        <w:jc w:val="left"/>
+        <w:rPr>
+          <w:rFonts w:ascii="黑体" w:eastAsia="黑体" w:hAnsi="黑体"/>
+          <w:sz w:val="24"/>
+          <w:szCs w:val="24"/>
+        </w:rPr>
+      </w:pPr>
+      <w:r>
+        <w:rPr>
+          <w:rFonts w:ascii="黑体" w:eastAsia="黑体" w:hAnsi="黑体" w:hint="eastAsia"/>
+          <w:sz w:val="24"/>
+          <w:szCs w:val="24"/>
+        </w:rPr>
+        <w:t>本项目使用</w:t>
+      </w:r>
+      <w:r>
+        <w:rPr>
+          <w:rFonts w:ascii="黑体" w:eastAsia="黑体" w:hAnsi="黑体" w:hint="eastAsia"/>
+          <w:color w:val="EE0000"/>
+          <w:sz w:val="24"/>
+          <w:szCs w:val="24"/>
+        </w:rPr>
+        <w:t>Deepseek-R1</w:t>
+      </w:r>
+      <w:r>
+        <w:rPr>
+          <w:rFonts w:ascii="黑体" w:eastAsia="黑体" w:hAnsi="黑体" w:hint="eastAsia"/>
+          <w:sz w:val="24"/>
+          <w:szCs w:val="24"/>
+        </w:rPr>
+        <w:t>模型进行测试，不推荐且不保证使用其他翻译模型的效果</w:t>
+      </w:r>
+    </w:p>
+    <w:p>
+      <w:pPr>
+        <w:widowControl/>
+        <w:jc w:val="left"/>
+        <w:rPr>
+          <w:rFonts w:ascii="黑体" w:eastAsia="黑体" w:hAnsi="黑体"/>
+          <w:sz w:val="24"/>
+          <w:szCs w:val="24"/>
+        </w:rPr>
+      </w:pPr>
+      <w:r>
+        <w:rPr>
+          <w:rFonts w:ascii="黑体" w:eastAsia="黑体" w:hAnsi="黑体" w:hint="eastAsia"/>
+          <w:sz w:val="24"/>
+          <w:szCs w:val="24"/>
+        </w:rPr>
+        <w:t>关于获取API，key，以Deepseek官网为例：</w:t>
+      </w:r>
+    </w:p>
+    <w:p>
+      <w:pPr>
+        <w:widowControl/>
+        <w:jc w:val="left"/>
+        <w:rPr>
+          <w:rFonts w:ascii="黑体" w:eastAsia="黑体" w:hAnsi="黑体"/>
+          <w:sz w:val="24"/>
+          <w:szCs w:val="24"/>
+        </w:rPr>
+      </w:pPr>
+      <w:r>
+        <w:rPr>
+          <w:rFonts w:ascii="黑体" w:eastAsia="黑体" w:hAnsi="黑体"/>
+          <w:sz w:val="24"/>
+          <w:szCs w:val="24"/>
+        </w:rPr>
+        <w:drawing>
+          <wp:inline distT="0" distB="0" distL="0" distR="0" wp14:anchorId="1513FBF9" wp14:editId="2E19D104">
+            <wp:extent cx="5274310" cy="2703830"/>
+            <wp:effectExtent l="0" t="0" r="2540" b="1270"/>
+            <wp:docPr id="1802367710" name="图片 1"/>
+            <wp:cNvGraphicFramePr>
+              <a:graphicFrameLocks xmlns:a="http://schemas.openxmlformats.org/drawingml/2006/main" noChangeAspect="1"/>
+            </wp:cNvGraphicFramePr>
+            <a:graphic xmlns:a="http://schemas.openxmlformats.org/drawingml/2006/main">
+              <a:graphicData uri="http://schemas.openxmlformats.org/drawingml/2006/picture">
+                <pic:pic xmlns:pic="http://schemas.openxmlformats.org/drawingml/2006/picture">
+                  <pic:nvPicPr>
+                    <pic:cNvPr id="1802367710" name=""/>
+                    <pic:cNvPicPr/>
+                  </pic:nvPicPr>
+                  <pic:blipFill>
+                    <a:blip r:embed="rId26"/>
+                    <a:stretch>
+                      <a:fillRect/>
+                    </a:stretch>
+                  </pic:blipFill>
+                  <pic:spPr>
+                    <a:xfrm>
+                      <a:off x="0" y="0"/>
+                      <a:ext cx="5274310" cy="2703830"/>
+                    </a:xfrm>
+                    <a:prstGeom prst="rect">
+                      <a:avLst/>
+                    </a:prstGeom>
+                  </pic:spPr>
+                </pic:pic>
+              </a:graphicData>
+            </a:graphic>
+          </wp:inline>
+        </w:drawing>
+      </w:r>
+    </w:p>
+    <w:p>
+      <w:pPr>
+        <w:widowControl/>
+        <w:jc w:val="left"/>
+        <w:rPr>
+          <w:rFonts w:ascii="黑体" w:eastAsia="黑体" w:hAnsi="黑体"/>
+          <w:color w:val="EE0000"/>
+          <w:sz w:val="24"/>
+          <w:szCs w:val="24"/>
+        </w:rPr>
+      </w:pPr>
+      <w:r>
+        <w:rPr>
+          <w:rFonts w:ascii="黑体" w:eastAsia="黑体" w:hAnsi="黑体" w:hint="eastAsia"/>
+          <w:sz w:val="24"/>
+          <w:szCs w:val="24"/>
+        </w:rPr>
+        <w:t>访问官网，</w:t>
+      </w:r>
+      <w:r>
+        <w:rPr>
+          <w:rFonts w:ascii="黑体" w:eastAsia="黑体" w:hAnsi="黑体" w:hint="eastAsia"/>
+          <w:color w:val="EE0000"/>
+          <w:sz w:val="24"/>
+          <w:szCs w:val="24"/>
+        </w:rPr>
+        <w:t xml:space="preserve">点击右上角的 </w:t>
+      </w:r>
+      <w:r>
+        <w:rPr>
+          <w:rFonts w:ascii="黑体" w:eastAsia="黑体" w:hAnsi="黑体" w:hint="eastAsia"/>
+          <w:b/>
+          <w:bCs/>
+          <w:color w:val="EE0000"/>
+          <w:sz w:val="24"/>
+          <w:szCs w:val="24"/>
+        </w:rPr>
+        <w:t>API开放平台</w:t>
+      </w:r>
+    </w:p>
+    <w:p>
+      <w:pPr>
+        <w:widowControl/>
+        <w:jc w:val="left"/>
+        <w:rPr>
+          <w:rFonts w:ascii="黑体" w:eastAsia="黑体" w:hAnsi="黑体"/>
+          <w:color w:val="EE0000"/>
+          <w:sz w:val="24"/>
+          <w:szCs w:val="24"/>
+        </w:rPr>
+      </w:pPr>
+      <w:r>
+        <w:rPr>
+          <w:rFonts w:ascii="黑体" w:eastAsia="黑体" w:hAnsi="黑体"/>
+          <w:color w:val="EE0000"/>
+          <w:sz w:val="24"/>
+          <w:szCs w:val="24"/>
+        </w:rPr>
+        <w:drawing>
+          <wp:inline distT="0" distB="0" distL="0" distR="0" wp14:anchorId="429ED313" wp14:editId="2254CEFC">
+            <wp:extent cx="5274310" cy="2710180"/>
+            <wp:effectExtent l="0" t="0" r="2540" b="0"/>
+            <wp:docPr id="1482823882" name="图片 1"/>
+            <wp:cNvGraphicFramePr>
+              <a:graphicFrameLocks xmlns:a="http://schemas.openxmlformats.org/drawingml/2006/main" noChangeAspect="1"/>
+            </wp:cNvGraphicFramePr>
+            <a:graphic xmlns:a="http://schemas.openxmlformats.org/drawingml/2006/main">
+              <a:graphicData uri="http://schemas.openxmlformats.org/drawingml/2006/picture">
+                <pic:pic xmlns:pic="http://schemas.openxmlformats.org/drawingml/2006/picture">
+                  <pic:nvPicPr>
+                    <pic:cNvPr id="1482823882" name=""/>
+                    <pic:cNvPicPr/>
+                  </pic:nvPicPr>
+                  <pic:blipFill>
+                    <a:blip r:embed="rId27"/>
+                    <a:stretch>
+                      <a:fillRect/>
+                    </a:stretch>
+                  </pic:blipFill>
+                  <pic:spPr>
+                    <a:xfrm>
+                      <a:off x="0" y="0"/>
+                      <a:ext cx="5274310" cy="2710180"/>
+                    </a:xfrm>
+                    <a:prstGeom prst="rect">
+                      <a:avLst/>
+                    </a:prstGeom>
+                  </pic:spPr>
+                </pic:pic>
+              </a:graphicData>
+            </a:graphic>
+          </wp:inline>
+        </w:drawing>
+      </w:r>
+    </w:p>
+    <w:p>
+      <w:pPr>
+        <w:widowControl/>
+        <w:jc w:val="left"/>
+        <w:rPr>
+          <w:rFonts w:ascii="黑体" w:eastAsia="黑体" w:hAnsi="黑体" w:hint="eastAsia"/>
+          <w:color w:val="EE0000"/>
+          <w:sz w:val="24"/>
+          <w:szCs w:val="24"/>
+        </w:rPr>
+      </w:pPr>
+      <w:r>
+        <w:rPr>
+          <w:rFonts w:ascii="黑体" w:eastAsia="黑体" w:hAnsi="黑体" w:hint="eastAsia"/>
+          <w:color w:val="EE0000"/>
+          <w:sz w:val="24"/>
+          <w:szCs w:val="24"/>
+        </w:rPr>
+        <w:t>进行一定量充值，注意在线Ai服务不属于本项目内容。</w:t>
+      </w:r>
+    </w:p>
+    <w:p>
+      <w:pPr>
+        <w:widowControl/>
+        <w:jc w:val="left"/>
+        <w:rPr>
+          <w:rFonts w:ascii="黑体" w:eastAsia="黑体" w:hAnsi="黑体"/>
+          <w:sz w:val="24"/>
+          <w:szCs w:val="24"/>
+        </w:rPr>
+      </w:pPr>
+      <w:r>
+        <w:rPr>
+          <w:rFonts w:ascii="黑体" w:eastAsia="黑体" w:hAnsi="黑体"/>
           <w:sz w:val="24"/>
           <w:szCs w:val="24"/>
         </w:rPr>
         <w:lastRenderedPageBreak/>
+        <w:drawing>
+          <wp:inline distT="0" distB="0" distL="0" distR="0" wp14:anchorId="6293C049" wp14:editId="496870AF">
+            <wp:extent cx="5274310" cy="2506345"/>
+            <wp:effectExtent l="0" t="0" r="2540" b="8255"/>
+            <wp:docPr id="239377851" name="图片 1"/>
+            <wp:cNvGraphicFramePr>
+              <a:graphicFrameLocks xmlns:a="http://schemas.openxmlformats.org/drawingml/2006/main" noChangeAspect="1"/>
+            </wp:cNvGraphicFramePr>
+            <a:graphic xmlns:a="http://schemas.openxmlformats.org/drawingml/2006/main">
+              <a:graphicData uri="http://schemas.openxmlformats.org/drawingml/2006/picture">
+                <pic:pic xmlns:pic="http://schemas.openxmlformats.org/drawingml/2006/picture">
+                  <pic:nvPicPr>
+                    <pic:cNvPr id="239377851" name=""/>
+                    <pic:cNvPicPr/>
+                  </pic:nvPicPr>
+                  <pic:blipFill>
+                    <a:blip r:embed="rId28"/>
+                    <a:stretch>
+                      <a:fillRect/>
+                    </a:stretch>
+                  </pic:blipFill>
+                  <pic:spPr>
+                    <a:xfrm>
+                      <a:off x="0" y="0"/>
+                      <a:ext cx="5274310" cy="2506345"/>
+                    </a:xfrm>
+                    <a:prstGeom prst="rect">
+                      <a:avLst/>
+                    </a:prstGeom>
+                  </pic:spPr>
+                </pic:pic>
+              </a:graphicData>
+            </a:graphic>
+          </wp:inline>
+        </w:drawing>
+      </w:r>
+    </w:p>
+    <w:p>
+      <w:pPr>
+        <w:widowControl/>
+        <w:jc w:val="left"/>
+        <w:rPr>
+          <w:rFonts w:ascii="黑体" w:eastAsia="黑体" w:hAnsi="黑体"/>
+          <w:b/>
+          <w:bCs/>
+          <w:color w:val="EE0000"/>
+          <w:sz w:val="24"/>
+          <w:szCs w:val="24"/>
+        </w:rPr>
+      </w:pPr>
+      <w:r>
+        <w:rPr>
+          <w:rFonts w:ascii="黑体" w:eastAsia="黑体" w:hAnsi="黑体" w:hint="eastAsia"/>
+          <w:sz w:val="24"/>
+          <w:szCs w:val="24"/>
+        </w:rPr>
+        <w:t>点击</w:t>
+      </w:r>
+      <w:r>
+        <w:rPr>
+          <w:rFonts w:ascii="黑体" w:eastAsia="黑体" w:hAnsi="黑体" w:hint="eastAsia"/>
+          <w:b/>
+          <w:bCs/>
+          <w:color w:val="EE0000"/>
+          <w:sz w:val="24"/>
+          <w:szCs w:val="24"/>
+        </w:rPr>
+        <w:t>创建API key</w:t>
+      </w:r>
+      <w:r>
+        <w:rPr>
+          <w:rFonts w:ascii="黑体" w:eastAsia="黑体" w:hAnsi="黑体" w:hint="eastAsia"/>
+          <w:sz w:val="24"/>
+          <w:szCs w:val="24"/>
+        </w:rPr>
+        <w:t>，然后将你的key复制到设置的</w:t>
+      </w:r>
+      <w:r>
+        <w:rPr>
+          <w:rFonts w:ascii="黑体" w:eastAsia="黑体" w:hAnsi="黑体" w:hint="eastAsia"/>
+          <w:b/>
+          <w:bCs/>
+          <w:color w:val="EE0000"/>
+          <w:sz w:val="24"/>
+          <w:szCs w:val="24"/>
+        </w:rPr>
+        <w:t>API密钥</w:t>
+      </w:r>
+      <w:r>
+        <w:rPr>
+          <w:rFonts w:ascii="黑体" w:eastAsia="黑体" w:hAnsi="黑体" w:hint="eastAsia"/>
+          <w:b/>
+          <w:bCs/>
+          <w:color w:val="EE0000"/>
+          <w:sz w:val="24"/>
+          <w:szCs w:val="24"/>
+        </w:rPr>
+        <w:t>一栏</w:t>
+      </w:r>
+    </w:p>
+    <w:p>
+      <w:pPr>
+        <w:widowControl/>
+        <w:jc w:val="left"/>
+        <w:rPr>
+          <w:rFonts w:ascii="黑体" w:eastAsia="黑体" w:hAnsi="黑体"/>
+          <w:b/>
+          <w:bCs/>
+          <w:color w:val="EE0000"/>
+          <w:sz w:val="24"/>
+          <w:szCs w:val="24"/>
+        </w:rPr>
+      </w:pPr>
+      <w:r>
+        <w:rPr>
+          <w:rFonts w:ascii="黑体" w:eastAsia="黑体" w:hAnsi="黑体" w:hint="eastAsia"/>
+          <w:b/>
+          <w:bCs/>
+          <w:color w:val="EE0000"/>
+          <w:sz w:val="24"/>
+          <w:szCs w:val="24"/>
+        </w:rPr>
+        <w:t>注意请自行保管好你的API-KEY</w:t>
+      </w:r>
+    </w:p>
+    <w:p>
+      <w:pPr>
+        <w:widowControl/>
+        <w:jc w:val="left"/>
+        <w:rPr>
+          <w:rFonts w:ascii="黑体" w:eastAsia="黑体" w:hAnsi="黑体"/>
+          <w:b/>
+          <w:bCs/>
+          <w:color w:val="EE0000"/>
+          <w:sz w:val="24"/>
+          <w:szCs w:val="24"/>
+        </w:rPr>
+      </w:pPr>
+    </w:p>
+    <w:p>
+      <w:pPr>
+        <w:widowControl/>
+        <w:jc w:val="left"/>
+        <w:rPr>
+          <w:rFonts w:ascii="黑体" w:eastAsia="黑体" w:hAnsi="黑体"/>
+          <w:b/>
+          <w:bCs/>
+          <w:color w:val="EE0000"/>
+          <w:sz w:val="24"/>
+          <w:szCs w:val="24"/>
+        </w:rPr>
+      </w:pPr>
+    </w:p>
+    <w:p>
+      <w:pPr>
+        <w:widowControl/>
+        <w:jc w:val="left"/>
+        <w:rPr>
+          <w:rFonts w:ascii="黑体" w:eastAsia="黑体" w:hAnsi="黑体"/>
+          <w:b/>
+          <w:bCs/>
+          <w:color w:val="EE0000"/>
+          <w:sz w:val="24"/>
+          <w:szCs w:val="24"/>
+        </w:rPr>
+      </w:pPr>
+      <w:r>
+        <w:rPr>
+          <w:rFonts w:ascii="黑体" w:eastAsia="黑体" w:hAnsi="黑体" w:hint="eastAsia"/>
+          <w:b/>
+          <w:bCs/>
+          <w:color w:val="EE0000"/>
+          <w:sz w:val="24"/>
+          <w:szCs w:val="24"/>
+        </w:rPr>
+        <w:t>同时，如果你了解在线云服务或算力平台，你也可以</w:t>
+      </w:r>
+      <w:r>
+        <w:rPr>
+          <w:rFonts w:ascii="黑体" w:eastAsia="黑体" w:hAnsi="黑体" w:hint="eastAsia"/>
+          <w:b/>
+          <w:bCs/>
+          <w:color w:val="EE0000"/>
+          <w:sz w:val="24"/>
+          <w:szCs w:val="24"/>
+        </w:rPr>
+        <w:t>在其他平台获取API-KEY</w:t>
+      </w:r>
+    </w:p>
+    <w:p>
+      <w:pPr>
+        <w:widowControl/>
+        <w:jc w:val="left"/>
+        <w:rPr>
+          <w:rFonts w:ascii="黑体" w:eastAsia="黑体" w:hAnsi="黑体" w:hint="eastAsia"/>
+          <w:b/>
+          <w:bCs/>
+          <w:color w:val="EE0000"/>
+          <w:sz w:val="24"/>
+          <w:szCs w:val="24"/>
+        </w:rPr>
+      </w:pPr>
+      <w:r>
+        <w:rPr>
+          <w:rFonts w:ascii="黑体" w:eastAsia="黑体" w:hAnsi="黑体" w:hint="eastAsia"/>
+          <w:b/>
+          <w:bCs/>
+          <w:color w:val="EE0000"/>
+          <w:sz w:val="24"/>
+          <w:szCs w:val="24"/>
+        </w:rPr>
+        <w:t>例如火山方舟，百炼，硅基流动</w:t>
+      </w:r>
+      <w:r>
+        <w:rPr>
+          <w:rFonts w:ascii="黑体" w:eastAsia="黑体" w:hAnsi="黑体"/>
+          <w:b/>
+          <w:bCs/>
+          <w:color w:val="EE0000"/>
+          <w:sz w:val="24"/>
+          <w:szCs w:val="24"/>
+        </w:rPr>
+        <w:t>…</w:t>
+      </w:r>
+      <w:r>
+        <w:rPr>
+          <w:rFonts w:ascii="黑体" w:eastAsia="黑体" w:hAnsi="黑体" w:hint="eastAsia"/>
+          <w:b/>
+          <w:bCs/>
+          <w:color w:val="EE0000"/>
+          <w:sz w:val="24"/>
+          <w:szCs w:val="24"/>
+        </w:rPr>
+        <w:t>这些平台可能会提供一定的免费额度</w:t>
+      </w:r>
+    </w:p>
+    <w:p>
+      <w:pPr>
+        <w:widowControl/>
+        <w:jc w:val="left"/>
+        <w:rPr>
+          <w:rFonts w:ascii="黑体" w:eastAsia="黑体" w:hAnsi="黑体"/>
+          <w:b/>
+          <w:bCs/>
+          <w:color w:val="EE0000"/>
+          <w:sz w:val="32"/>
+          <w:szCs w:val="32"/>
+        </w:rPr>
+      </w:pPr>
+    </w:p>
+    <w:p>
+      <w:pPr>
+        <w:widowControl/>
+        <w:jc w:val="left"/>
+        <w:rPr>
+          <w:rFonts w:ascii="黑体" w:eastAsia="黑体" w:hAnsi="黑体" w:hint="eastAsia"/>
+          <w:sz w:val="32"/>
+          <w:szCs w:val="32"/>
+        </w:rPr>
+      </w:pPr>
+    </w:p>
+    <w:p>
+      <w:pPr>
+        <w:widowControl/>
+        <w:jc w:val="left"/>
+        <w:rPr>
+          <w:rFonts w:ascii="黑体" w:eastAsia="黑体" w:hAnsi="黑体" w:hint="eastAsia"/>
+          <w:sz w:val="32"/>
+          <w:szCs w:val="32"/>
+        </w:rPr>
+      </w:pPr>
+      <w:r>
+        <w:rPr>
+          <w:rFonts w:ascii="黑体" w:eastAsia="黑体" w:hAnsi="黑体" w:hint="eastAsia"/>
+          <w:sz w:val="32"/>
+          <w:szCs w:val="32"/>
+        </w:rPr>
         <w:t>该项目目前还处于开发阶段，仅实现了部分功能，不保证任何效果，并将持续改进</w:t>
       </w:r>
     </w:p>
